--- a/CKOUTSODIMOS_THESIS2025/PARTS/CHAPTER 2/CHAPTER 2 CONST.docx
+++ b/CKOUTSODIMOS_THESIS2025/PARTS/CHAPTER 2/CHAPTER 2 CONST.docx
@@ -1,6 +1,6 @@
 
 <file path=word/document.xml><?xml version="1.0" encoding="utf-8"?>
-<w:document xmlns:wpc="http://schemas.microsoft.com/office/word/2010/wordprocessingCanvas" xmlns:cx="http://schemas.microsoft.com/office/drawing/2014/chartex" xmlns:cx1="http://schemas.microsoft.com/office/drawing/2015/9/8/chartex" xmlns:cx2="http://schemas.microsoft.com/office/drawing/2015/10/21/chartex" xmlns:cx3="http://schemas.microsoft.com/office/drawing/2016/5/9/chartex" xmlns:cx4="http://schemas.microsoft.com/office/drawing/2016/5/10/chartex" xmlns:cx5="http://schemas.microsoft.com/office/drawing/2016/5/11/chartex" xmlns:cx6="http://schemas.microsoft.com/office/drawing/2016/5/12/chartex" xmlns:cx7="http://schemas.microsoft.com/office/drawing/2016/5/13/chartex" xmlns:cx8="http://schemas.microsoft.com/office/drawing/2016/5/14/chartex" xmlns:mc="http://schemas.openxmlformats.org/markup-compatibility/2006" xmlns:aink="http://schemas.microsoft.com/office/drawing/2016/ink" xmlns:am3d="http://schemas.microsoft.com/office/drawing/2017/model3d" xmlns:o="urn:schemas-microsoft-com:office:office" xmlns:r="http://schemas.openxmlformats.org/officeDocument/2006/relationships" xmlns:m="http://schemas.openxmlformats.org/officeDocument/2006/math" xmlns:v="urn:schemas-microsoft-com:vml" xmlns:wp14="http://schemas.microsoft.com/office/word/2010/wordprocessingDrawing" xmlns:wp="http://schemas.openxmlformats.org/drawingml/2006/wordprocessingDrawing" xmlns:w10="urn:schemas-microsoft-com:office:word" xmlns:w="http://schemas.openxmlformats.org/wordprocessingml/2006/main" xmlns:w14="http://schemas.microsoft.com/office/word/2010/wordml" xmlns:w15="http://schemas.microsoft.com/office/word/2012/wordml" xmlns:w16cid="http://schemas.microsoft.com/office/word/2016/wordml/cid" xmlns:w16se="http://schemas.microsoft.com/office/word/2015/wordml/symex" xmlns:wpg="http://schemas.microsoft.com/office/word/2010/wordprocessingGroup" xmlns:wpi="http://schemas.microsoft.com/office/word/2010/wordprocessingInk" xmlns:wne="http://schemas.microsoft.com/office/word/2006/wordml" xmlns:wps="http://schemas.microsoft.com/office/word/2010/wordprocessingShape" mc:Ignorable="w14 w15 w16se w16cid wp14">
+<w:document xmlns:wpc="http://schemas.microsoft.com/office/word/2010/wordprocessingCanvas" xmlns:cx="http://schemas.microsoft.com/office/drawing/2014/chartex" xmlns:cx1="http://schemas.microsoft.com/office/drawing/2015/9/8/chartex" xmlns:cx2="http://schemas.microsoft.com/office/drawing/2015/10/21/chartex" xmlns:cx3="http://schemas.microsoft.com/office/drawing/2016/5/9/chartex" xmlns:cx4="http://schemas.microsoft.com/office/drawing/2016/5/10/chartex" xmlns:cx5="http://schemas.microsoft.com/office/drawing/2016/5/11/chartex" xmlns:cx6="http://schemas.microsoft.com/office/drawing/2016/5/12/chartex" xmlns:cx7="http://schemas.microsoft.com/office/drawing/2016/5/13/chartex" xmlns:cx8="http://schemas.microsoft.com/office/drawing/2016/5/14/chartex" xmlns:mc="http://schemas.openxmlformats.org/markup-compatibility/2006" xmlns:aink="http://schemas.microsoft.com/office/drawing/2016/ink" xmlns:am3d="http://schemas.microsoft.com/office/drawing/2017/model3d" xmlns:o="urn:schemas-microsoft-com:office:office" xmlns:oel="http://schemas.microsoft.com/office/2019/extlst" xmlns:r="http://schemas.openxmlformats.org/officeDocument/2006/relationships" xmlns:m="http://schemas.openxmlformats.org/officeDocument/2006/math" xmlns:v="urn:schemas-microsoft-com:vml" xmlns:wp14="http://schemas.microsoft.com/office/word/2010/wordprocessingDrawing" xmlns:wp="http://schemas.openxmlformats.org/drawingml/2006/wordprocessingDrawing" xmlns:w10="urn:schemas-microsoft-com:office:word" xmlns:w="http://schemas.openxmlformats.org/wordprocessingml/2006/main" xmlns:w14="http://schemas.microsoft.com/office/word/2010/wordml" xmlns:w15="http://schemas.microsoft.com/office/word/2012/wordml" xmlns:w16cex="http://schemas.microsoft.com/office/word/2018/wordml/cex" xmlns:w16cid="http://schemas.microsoft.com/office/word/2016/wordml/cid" xmlns:w16="http://schemas.microsoft.com/office/word/2018/wordml" xmlns:w16du="http://schemas.microsoft.com/office/word/2023/wordml/word16du" xmlns:w16sdtdh="http://schemas.microsoft.com/office/word/2020/wordml/sdtdatahash" xmlns:w16sdtfl="http://schemas.microsoft.com/office/word/2024/wordml/sdtformatlock" xmlns:w16se="http://schemas.microsoft.com/office/word/2015/wordml/symex" xmlns:wpg="http://schemas.microsoft.com/office/word/2010/wordprocessingGroup" xmlns:wpi="http://schemas.microsoft.com/office/word/2010/wordprocessingInk" xmlns:wne="http://schemas.microsoft.com/office/word/2006/wordml" xmlns:wps="http://schemas.microsoft.com/office/word/2010/wordprocessingShape" mc:Ignorable="w14 w15 w16se w16cid w16 w16cex w16sdtdh w16sdtfl w16du wp14">
   <w:body>
     <w:p>
       <w:pPr>
@@ -155,12 +155,9 @@
           <w:sz w:val="36"/>
           <w:szCs w:val="36"/>
           <w:shd w:val="clear" w:color="auto" w:fill="FFFFFF"/>
-          <w:lang w:val="en-US"/>
         </w:rPr>
         <w:t>2</w:t>
       </w:r>
-      <w:bookmarkStart w:id="0" w:name="_GoBack"/>
-      <w:bookmarkEnd w:id="0"/>
       <w:r>
         <w:rPr>
           <w:rFonts w:cstheme="minorHAnsi"/>
@@ -556,10 +553,7 @@
         <w:t xml:space="preserve"> οι οποίοι κωδικοποιήθηκαν από ειδικούς.</w:t>
       </w:r>
       <w:r>
-        <w:t xml:space="preserve"> </w:t>
-      </w:r>
-      <w:r>
-        <w:t>Παρόλο που αυτά τα συστήματα ήταν αποτελεσματικά στην ανάλυση συγκεκριμένων μουσικών στυλ, παρουσίαζαν περιορισμούς στην προσαρμογή σε διαφορετικά ή πιο σύγχρονα μουσικά ιδιώματα, λόγω της στατικότητας των κανόνων τους.</w:t>
+        <w:t xml:space="preserve"> Παρόλο που αυτά τα συστήματα ήταν αποτελεσματικά στην ανάλυση συγκεκριμένων μουσικών στυλ, παρουσίαζαν περιορισμούς στην προσαρμογή σε διαφορετικά ή πιο σύγχρονα μουσικά ιδιώματα, λόγω της στατικότητας των κανόνων τους.</w:t>
       </w:r>
       <w:r>
         <w:t xml:space="preserve"> </w:t>
@@ -785,6 +779,1704 @@
         <w:tab/>
       </w:r>
     </w:p>
+    <w:p>
+      <w:pPr>
+        <w:rPr>
+          <w:b/>
+          <w:bCs/>
+        </w:rPr>
+      </w:pPr>
+      <w:r>
+        <w:rPr>
+          <w:b/>
+          <w:bCs/>
+        </w:rPr>
+        <w:t>Από τη Θεωρία στην Πρακτική: Διατύπωση Ερευνητικών Ερωτημάτων και Μεθοδολογική Προσέγγιση</w:t>
+      </w:r>
+    </w:p>
+    <w:p>
+      <w:pPr>
+        <w:rPr>
+          <w:b/>
+          <w:bCs/>
+        </w:rPr>
+      </w:pPr>
+      <w:r>
+        <w:rPr>
+          <w:b/>
+          <w:bCs/>
+        </w:rPr>
+        <w:t>1. Σύνθεση Θεωρητικού Πλαισίου</w:t>
+      </w:r>
+    </w:p>
+    <w:p>
+      <w:r>
+        <w:t xml:space="preserve">Η θεωρητική επισκόπηση που αναπτύχθηκε στα προηγούμενα κεφάλαια θέτει τα θεμέλια για τη διερεύνηση θεμελιωδών ερωτημάτων σχετικά με την εφαρμογή υπολογιστικής δημιουργικότητας στη μουσική εναρμόνιση. Κεντρικό σημείο αναφοράς αποτελεί η τριαδική κατηγοριοποίηση της δημιουργικότητας που προτείνει η </w:t>
+      </w:r>
+      <w:r>
+        <w:rPr>
+          <w:lang w:val="en-US"/>
+        </w:rPr>
+        <w:t>Boden</w:t>
+      </w:r>
+      <w:r>
+        <w:t xml:space="preserve"> (2004), διακρίνοντας την </w:t>
+      </w:r>
+      <w:r>
+        <w:rPr>
+          <w:lang w:val="en-US"/>
+        </w:rPr>
+        <w:t>explorational</w:t>
+      </w:r>
+      <w:r>
+        <w:t xml:space="preserve"> </w:t>
+      </w:r>
+      <w:r>
+        <w:rPr>
+          <w:lang w:val="en-US"/>
+        </w:rPr>
+        <w:t>creativity</w:t>
+      </w:r>
+      <w:r>
+        <w:t xml:space="preserve"> (εξερεύνηση εντός υπαρχόντων κανόνων), την </w:t>
+      </w:r>
+      <w:r>
+        <w:rPr>
+          <w:lang w:val="en-US"/>
+        </w:rPr>
+        <w:t>transformational</w:t>
+      </w:r>
+      <w:r>
+        <w:t xml:space="preserve"> </w:t>
+      </w:r>
+      <w:r>
+        <w:rPr>
+          <w:lang w:val="en-US"/>
+        </w:rPr>
+        <w:t>creativity</w:t>
+      </w:r>
+      <w:r>
+        <w:t xml:space="preserve"> (τροποποίηση κανόνων), και την </w:t>
+      </w:r>
+      <w:r>
+        <w:rPr>
+          <w:lang w:val="en-US"/>
+        </w:rPr>
+        <w:t>combinational</w:t>
+      </w:r>
+      <w:r>
+        <w:t xml:space="preserve"> </w:t>
+      </w:r>
+      <w:r>
+        <w:rPr>
+          <w:lang w:val="en-US"/>
+        </w:rPr>
+        <w:t>creativity</w:t>
+      </w:r>
+      <w:r>
+        <w:t xml:space="preserve"> (σύνθεση διαφορετικών συστημάτων κανόνων).</w:t>
+      </w:r>
+    </w:p>
+    <w:p>
+      <w:r>
+        <w:t xml:space="preserve">Ιδιαίτερη σημασία για την παρούσα έρευνα έχει η </w:t>
+      </w:r>
+      <w:r>
+        <w:rPr>
+          <w:lang w:val="en-US"/>
+        </w:rPr>
+        <w:t>combinational</w:t>
+      </w:r>
+      <w:r>
+        <w:t xml:space="preserve"> </w:t>
+      </w:r>
+      <w:r>
+        <w:rPr>
+          <w:lang w:val="en-US"/>
+        </w:rPr>
+        <w:t>creativity</w:t>
+      </w:r>
+      <w:r>
+        <w:t xml:space="preserve">, καθώς συνδέεται άμεσα με τη θεωρία του </w:t>
+      </w:r>
+      <w:r>
+        <w:rPr>
+          <w:lang w:val="en-US"/>
+        </w:rPr>
+        <w:t>conceptual</w:t>
+      </w:r>
+      <w:r>
+        <w:t xml:space="preserve"> </w:t>
+      </w:r>
+      <w:r>
+        <w:rPr>
+          <w:lang w:val="en-US"/>
+        </w:rPr>
+        <w:t>blending</w:t>
+      </w:r>
+      <w:r>
+        <w:t xml:space="preserve"> που αναπτύχθηκε από τους </w:t>
+      </w:r>
+      <w:proofErr w:type="spellStart"/>
+      <w:r>
+        <w:rPr>
+          <w:lang w:val="en-US"/>
+        </w:rPr>
+        <w:t>Fauconnier</w:t>
+      </w:r>
+      <w:proofErr w:type="spellEnd"/>
+      <w:r>
+        <w:t xml:space="preserve"> και </w:t>
+      </w:r>
+      <w:r>
+        <w:rPr>
+          <w:lang w:val="en-US"/>
+        </w:rPr>
+        <w:t>Turner</w:t>
+      </w:r>
+      <w:r>
+        <w:t xml:space="preserve"> (2002). Η θεωρία αυτή περιγράφει τη γνωσιακή διαδικασία μέσω της οποίας συνδυάζονται στοιχεία από διαφορετικούς εννοιολογικούς χώρους για τη δημιουργία νέων γνωστικών δομών (</w:t>
+      </w:r>
+      <w:r>
+        <w:rPr>
+          <w:lang w:val="en-US"/>
+        </w:rPr>
+        <w:t>Turner</w:t>
+      </w:r>
+      <w:r>
+        <w:t xml:space="preserve">, 2014). Στο πλαίσιο της μουσικής, το </w:t>
+      </w:r>
+      <w:r>
+        <w:rPr>
+          <w:lang w:val="en-US"/>
+        </w:rPr>
+        <w:t>conceptual</w:t>
+      </w:r>
+      <w:r>
+        <w:t xml:space="preserve"> </w:t>
+      </w:r>
+      <w:r>
+        <w:rPr>
+          <w:lang w:val="en-US"/>
+        </w:rPr>
+        <w:t>blending</w:t>
+      </w:r>
+      <w:r>
+        <w:t xml:space="preserve"> έχει εφαρμοστεί για την ανάλυση διαφόρων φαινομένων, από την κατανόηση μουσικών καδεντσών (</w:t>
+      </w:r>
+      <w:r>
+        <w:rPr>
+          <w:lang w:val="en-US"/>
+        </w:rPr>
+        <w:t>Zacharakis</w:t>
+      </w:r>
+      <w:r>
+        <w:t xml:space="preserve"> </w:t>
+      </w:r>
+      <w:r>
+        <w:rPr>
+          <w:lang w:val="en-US"/>
+        </w:rPr>
+        <w:t>et</w:t>
+      </w:r>
+      <w:r>
+        <w:t xml:space="preserve"> </w:t>
+      </w:r>
+      <w:r>
+        <w:rPr>
+          <w:lang w:val="en-US"/>
+        </w:rPr>
+        <w:t>al</w:t>
+      </w:r>
+      <w:r>
+        <w:t>., 2015) έως την αυτόματη παραγωγή αρμονικών ακολουθιών.</w:t>
+      </w:r>
+    </w:p>
+    <w:p>
+      <w:r>
+        <w:t xml:space="preserve">Το ερευνητικό πρόγραμμα </w:t>
+      </w:r>
+      <w:r>
+        <w:rPr>
+          <w:lang w:val="en-US"/>
+        </w:rPr>
+        <w:t>COINVENT</w:t>
+      </w:r>
+      <w:r>
+        <w:t xml:space="preserve"> (</w:t>
+      </w:r>
+      <w:r>
+        <w:rPr>
+          <w:lang w:val="en-US"/>
+        </w:rPr>
+        <w:t>Computational</w:t>
+      </w:r>
+      <w:r>
+        <w:t xml:space="preserve"> </w:t>
+      </w:r>
+      <w:r>
+        <w:rPr>
+          <w:lang w:val="en-US"/>
+        </w:rPr>
+        <w:t>Concept</w:t>
+      </w:r>
+      <w:r>
+        <w:t xml:space="preserve"> </w:t>
+      </w:r>
+      <w:r>
+        <w:rPr>
+          <w:lang w:val="en-US"/>
+        </w:rPr>
+        <w:t>Invention</w:t>
+      </w:r>
+      <w:r>
+        <w:t xml:space="preserve">) αποτέλεσε την πρώτη συστηματική προσπάθεια εφαρμογής του </w:t>
+      </w:r>
+      <w:r>
+        <w:rPr>
+          <w:lang w:val="en-US"/>
+        </w:rPr>
+        <w:t>conceptual</w:t>
+      </w:r>
+      <w:r>
+        <w:t xml:space="preserve"> </w:t>
+      </w:r>
+      <w:r>
+        <w:rPr>
+          <w:lang w:val="en-US"/>
+        </w:rPr>
+        <w:t>blending</w:t>
+      </w:r>
+      <w:r>
+        <w:t xml:space="preserve"> σε υπολογιστικά συστήματα μουσικής δημιουργίας (</w:t>
+      </w:r>
+      <w:r>
+        <w:rPr>
+          <w:lang w:val="en-US"/>
+        </w:rPr>
+        <w:t>Schorlemmer</w:t>
+      </w:r>
+      <w:r>
+        <w:t xml:space="preserve"> </w:t>
+      </w:r>
+      <w:r>
+        <w:rPr>
+          <w:lang w:val="en-US"/>
+        </w:rPr>
+        <w:t>et</w:t>
+      </w:r>
+      <w:r>
+        <w:t xml:space="preserve"> </w:t>
+      </w:r>
+      <w:r>
+        <w:rPr>
+          <w:lang w:val="en-US"/>
+        </w:rPr>
+        <w:t>al</w:t>
+      </w:r>
+      <w:r>
+        <w:t xml:space="preserve">., 2014). Στο πλαίσιο αυτού του προγράμματος, το σύστημα </w:t>
+      </w:r>
+      <w:r>
+        <w:rPr>
+          <w:lang w:val="en-US"/>
+        </w:rPr>
+        <w:t>Chameleon</w:t>
+      </w:r>
+      <w:r>
+        <w:t xml:space="preserve"> αναπτύχθηκε ως πειραματική πλατφόρμα για τη διερεύνηση των δυνατοτήτων αυτόματης εναρμόνισης μελωδιών μέσω της ανάμειξης διαφορετικών μουσικών ιδιωμάτων (</w:t>
+      </w:r>
+      <w:proofErr w:type="spellStart"/>
+      <w:r>
+        <w:rPr>
+          <w:lang w:val="en-US"/>
+        </w:rPr>
+        <w:t>Kaliakatsos</w:t>
+      </w:r>
+      <w:proofErr w:type="spellEnd"/>
+      <w:r>
+        <w:t>-</w:t>
+      </w:r>
+      <w:r>
+        <w:rPr>
+          <w:lang w:val="en-US"/>
+        </w:rPr>
+        <w:t>Papakostas</w:t>
+      </w:r>
+      <w:r>
+        <w:t xml:space="preserve"> </w:t>
+      </w:r>
+      <w:r>
+        <w:rPr>
+          <w:lang w:val="en-US"/>
+        </w:rPr>
+        <w:t>et</w:t>
+      </w:r>
+      <w:r>
+        <w:t xml:space="preserve"> </w:t>
+      </w:r>
+      <w:r>
+        <w:rPr>
+          <w:lang w:val="en-US"/>
+        </w:rPr>
+        <w:t>al</w:t>
+      </w:r>
+      <w:r>
+        <w:t>., 2014). Η αρχική αυτή εργασία, η οποία περιλάμβανε εκτεταμένη εμπειρική αξιολόγηση με ψυχοακουστικά πειράματα και συμμετοχή συνθετών (</w:t>
+      </w:r>
+      <w:r>
+        <w:rPr>
+          <w:lang w:val="en-US"/>
+        </w:rPr>
+        <w:t>Zacharakis</w:t>
+      </w:r>
+      <w:r>
+        <w:t xml:space="preserve"> </w:t>
+      </w:r>
+      <w:r>
+        <w:rPr>
+          <w:lang w:val="en-US"/>
+        </w:rPr>
+        <w:t>et</w:t>
+      </w:r>
+      <w:r>
+        <w:t xml:space="preserve"> </w:t>
+      </w:r>
+      <w:r>
+        <w:rPr>
+          <w:lang w:val="en-US"/>
+        </w:rPr>
+        <w:t>al</w:t>
+      </w:r>
+      <w:r>
+        <w:t>., 2018), κατέδειξε την τεχνική βιωσιμότητα της προσέγγισης.</w:t>
+      </w:r>
+    </w:p>
+    <w:p>
+      <w:pPr>
+        <w:rPr>
+          <w:lang w:val="en-US"/>
+        </w:rPr>
+      </w:pPr>
+      <w:r>
+        <w:t xml:space="preserve">Η παρούσα έρευνα επεκτείνει αυτό το έργο μέσω μιας εστιασμένης ποιοτικής αξιολόγησης που διερευνά τις πρακτικές δυνατότητες του συστήματος ως εργαλείου υποστήριξης της μουσικής σύνθεσης. Ενώ τα προηγούμενα πειράματα εστίασαν στην επιβεβαίωση της θεωρητικής βάσης του </w:t>
+      </w:r>
+      <w:r>
+        <w:rPr>
+          <w:lang w:val="en-US"/>
+        </w:rPr>
+        <w:t>conceptual</w:t>
+      </w:r>
+      <w:r>
+        <w:t xml:space="preserve"> </w:t>
+      </w:r>
+      <w:r>
+        <w:rPr>
+          <w:lang w:val="en-US"/>
+        </w:rPr>
+        <w:t>blending</w:t>
+      </w:r>
+      <w:r>
+        <w:t xml:space="preserve"> στη μουσική (</w:t>
+      </w:r>
+      <w:r>
+        <w:rPr>
+          <w:lang w:val="en-US"/>
+        </w:rPr>
+        <w:t>Zacharakis</w:t>
+      </w:r>
+      <w:r>
+        <w:t xml:space="preserve"> </w:t>
+      </w:r>
+      <w:r>
+        <w:rPr>
+          <w:lang w:val="en-US"/>
+        </w:rPr>
+        <w:t>et</w:t>
+      </w:r>
+      <w:r>
+        <w:t xml:space="preserve"> </w:t>
+      </w:r>
+      <w:r>
+        <w:rPr>
+          <w:lang w:val="en-US"/>
+        </w:rPr>
+        <w:t>al</w:t>
+      </w:r>
+      <w:r>
+        <w:t xml:space="preserve">., 2015; </w:t>
+      </w:r>
+      <w:proofErr w:type="spellStart"/>
+      <w:r>
+        <w:rPr>
+          <w:lang w:val="en-US"/>
+        </w:rPr>
+        <w:t>Cambouropoulos</w:t>
+      </w:r>
+      <w:proofErr w:type="spellEnd"/>
+      <w:r>
+        <w:t xml:space="preserve"> </w:t>
+      </w:r>
+      <w:r>
+        <w:rPr>
+          <w:lang w:val="en-US"/>
+        </w:rPr>
+        <w:t>et</w:t>
+      </w:r>
+      <w:r>
+        <w:t xml:space="preserve"> </w:t>
+      </w:r>
+      <w:r>
+        <w:rPr>
+          <w:lang w:val="en-US"/>
+        </w:rPr>
+        <w:t>al</w:t>
+      </w:r>
+      <w:r>
+        <w:t xml:space="preserve">., 2015), ο στόχος της παρούσας εργασίας είναι η </w:t>
+      </w:r>
+      <w:r>
+        <w:lastRenderedPageBreak/>
+        <w:t>αξιολόγηση της αποτελεσματικότητας του συστήματος σε πρακτικά σενάρια χρήσης. Αυτή η μεθοδολογική στροφή από την επιβεβαίωση θεωρίας στην αξιολόγηση εφαρμογής αντανακλά την ωρίμανση του πεδίου και την ανάγκη για πιο εστιασμένη ανάλυση των πρακτικών επιπτώσεων της υπολογιστικής δημιουργικότητας στη μουσική σύνθεση.</w:t>
+      </w:r>
+    </w:p>
+    <w:p>
+      <w:pPr>
+        <w:rPr>
+          <w:b/>
+          <w:bCs/>
+        </w:rPr>
+      </w:pPr>
+      <w:r>
+        <w:rPr>
+          <w:b/>
+          <w:bCs/>
+        </w:rPr>
+        <w:t>Από τη Θεωρία στην Πρακτική: Διατύπωση Ερευνητικών Ερωτημάτων και Μεθοδολογική Προσέγγιση</w:t>
+      </w:r>
+    </w:p>
+    <w:p>
+      <w:pPr>
+        <w:rPr>
+          <w:b/>
+          <w:bCs/>
+        </w:rPr>
+      </w:pPr>
+      <w:r>
+        <w:rPr>
+          <w:b/>
+          <w:bCs/>
+        </w:rPr>
+        <w:t>1. Σύνθεση Θεωρητικού Πλαισίου</w:t>
+      </w:r>
+    </w:p>
+    <w:p>
+      <w:r>
+        <w:t xml:space="preserve">Η θεωρητική επισκόπηση που αναπτύχθηκε στα προηγούμενα κεφάλαια θέτει τα θεμέλια για τη διερεύνηση θεμελιωδών ερωτημάτων σχετικά με την εφαρμογή υπολογιστικής δημιουργικότητας στη μουσική εναρμόνιση. Κεντρικό σημείο αναφοράς αποτελεί η τριαδική κατηγοριοποίηση της δημιουργικότητας που προτείνει η </w:t>
+      </w:r>
+      <w:r>
+        <w:rPr>
+          <w:lang w:val="en-US"/>
+        </w:rPr>
+        <w:t>Boden</w:t>
+      </w:r>
+      <w:r>
+        <w:t xml:space="preserve"> (2004), διακρίνοντας την </w:t>
+      </w:r>
+      <w:r>
+        <w:rPr>
+          <w:lang w:val="en-US"/>
+        </w:rPr>
+        <w:t>explorational</w:t>
+      </w:r>
+      <w:r>
+        <w:t xml:space="preserve"> </w:t>
+      </w:r>
+      <w:r>
+        <w:rPr>
+          <w:lang w:val="en-US"/>
+        </w:rPr>
+        <w:t>creativity</w:t>
+      </w:r>
+      <w:r>
+        <w:t xml:space="preserve"> (εξερεύνηση εντός υπαρχόντων κανόνων), την </w:t>
+      </w:r>
+      <w:r>
+        <w:rPr>
+          <w:lang w:val="en-US"/>
+        </w:rPr>
+        <w:t>transformational</w:t>
+      </w:r>
+      <w:r>
+        <w:t xml:space="preserve"> </w:t>
+      </w:r>
+      <w:r>
+        <w:rPr>
+          <w:lang w:val="en-US"/>
+        </w:rPr>
+        <w:t>creativity</w:t>
+      </w:r>
+      <w:r>
+        <w:t xml:space="preserve"> (τροποποίηση κανόνων), και την </w:t>
+      </w:r>
+      <w:r>
+        <w:rPr>
+          <w:lang w:val="en-US"/>
+        </w:rPr>
+        <w:t>combinational</w:t>
+      </w:r>
+      <w:r>
+        <w:t xml:space="preserve"> </w:t>
+      </w:r>
+      <w:r>
+        <w:rPr>
+          <w:lang w:val="en-US"/>
+        </w:rPr>
+        <w:t>creativity</w:t>
+      </w:r>
+      <w:r>
+        <w:t xml:space="preserve"> (σύνθεση διαφορετικών συστημάτων κανόνων).</w:t>
+      </w:r>
+    </w:p>
+    <w:p>
+      <w:r>
+        <w:t xml:space="preserve">Ιδιαίτερη σημασία για την παρούσα έρευνα έχει η </w:t>
+      </w:r>
+      <w:r>
+        <w:rPr>
+          <w:lang w:val="en-US"/>
+        </w:rPr>
+        <w:t>combinational</w:t>
+      </w:r>
+      <w:r>
+        <w:t xml:space="preserve"> </w:t>
+      </w:r>
+      <w:r>
+        <w:rPr>
+          <w:lang w:val="en-US"/>
+        </w:rPr>
+        <w:t>creativity</w:t>
+      </w:r>
+      <w:r>
+        <w:t xml:space="preserve">, καθώς συνδέεται άμεσα με τη θεωρία του </w:t>
+      </w:r>
+      <w:r>
+        <w:rPr>
+          <w:lang w:val="en-US"/>
+        </w:rPr>
+        <w:t>conceptual</w:t>
+      </w:r>
+      <w:r>
+        <w:t xml:space="preserve"> </w:t>
+      </w:r>
+      <w:r>
+        <w:rPr>
+          <w:lang w:val="en-US"/>
+        </w:rPr>
+        <w:t>blending</w:t>
+      </w:r>
+      <w:r>
+        <w:t xml:space="preserve"> που αναπτύχθηκε από τους </w:t>
+      </w:r>
+      <w:proofErr w:type="spellStart"/>
+      <w:r>
+        <w:rPr>
+          <w:lang w:val="en-US"/>
+        </w:rPr>
+        <w:t>Fauconnier</w:t>
+      </w:r>
+      <w:proofErr w:type="spellEnd"/>
+      <w:r>
+        <w:t xml:space="preserve"> και </w:t>
+      </w:r>
+      <w:r>
+        <w:rPr>
+          <w:lang w:val="en-US"/>
+        </w:rPr>
+        <w:t>Turner</w:t>
+      </w:r>
+      <w:r>
+        <w:t xml:space="preserve"> (2002). Η θεωρία αυτή περιγράφει τη γνωσιακή διαδικασία μέσω της οποίας συνδυάζονται στοιχεία από διαφορετικούς εννοιολογικούς χώρους για τη δημιουργία νέων γνωστικών δομών (</w:t>
+      </w:r>
+      <w:r>
+        <w:rPr>
+          <w:lang w:val="en-US"/>
+        </w:rPr>
+        <w:t>Turner</w:t>
+      </w:r>
+      <w:r>
+        <w:t xml:space="preserve">, 2014). Στο πλαίσιο της μουσικής, το </w:t>
+      </w:r>
+      <w:r>
+        <w:rPr>
+          <w:lang w:val="en-US"/>
+        </w:rPr>
+        <w:t>conceptual</w:t>
+      </w:r>
+      <w:r>
+        <w:t xml:space="preserve"> </w:t>
+      </w:r>
+      <w:r>
+        <w:rPr>
+          <w:lang w:val="en-US"/>
+        </w:rPr>
+        <w:t>blending</w:t>
+      </w:r>
+      <w:r>
+        <w:t xml:space="preserve"> έχει εφαρμοστεί για την ανάλυση διαφόρων φαινομένων, από την κατανόηση μουσικών καδεντσών (</w:t>
+      </w:r>
+      <w:r>
+        <w:rPr>
+          <w:lang w:val="en-US"/>
+        </w:rPr>
+        <w:t>Zacharakis</w:t>
+      </w:r>
+      <w:r>
+        <w:t xml:space="preserve"> </w:t>
+      </w:r>
+      <w:r>
+        <w:rPr>
+          <w:lang w:val="en-US"/>
+        </w:rPr>
+        <w:t>et</w:t>
+      </w:r>
+      <w:r>
+        <w:t xml:space="preserve"> </w:t>
+      </w:r>
+      <w:r>
+        <w:rPr>
+          <w:lang w:val="en-US"/>
+        </w:rPr>
+        <w:t>al</w:t>
+      </w:r>
+      <w:r>
+        <w:t>., 2015) έως την αυτόματη παραγωγή αρμονικών ακολουθιών.</w:t>
+      </w:r>
+    </w:p>
+    <w:p>
+      <w:r>
+        <w:t xml:space="preserve">Το ερευνητικό πρόγραμμα </w:t>
+      </w:r>
+      <w:r>
+        <w:rPr>
+          <w:lang w:val="en-US"/>
+        </w:rPr>
+        <w:t>COINVENT</w:t>
+      </w:r>
+      <w:r>
+        <w:t xml:space="preserve"> (</w:t>
+      </w:r>
+      <w:r>
+        <w:rPr>
+          <w:lang w:val="en-US"/>
+        </w:rPr>
+        <w:t>Computational</w:t>
+      </w:r>
+      <w:r>
+        <w:t xml:space="preserve"> </w:t>
+      </w:r>
+      <w:r>
+        <w:rPr>
+          <w:lang w:val="en-US"/>
+        </w:rPr>
+        <w:t>Concept</w:t>
+      </w:r>
+      <w:r>
+        <w:t xml:space="preserve"> </w:t>
+      </w:r>
+      <w:r>
+        <w:rPr>
+          <w:lang w:val="en-US"/>
+        </w:rPr>
+        <w:t>Invention</w:t>
+      </w:r>
+      <w:r>
+        <w:t xml:space="preserve">) αποτέλεσε την πρώτη συστηματική προσπάθεια εφαρμογής του </w:t>
+      </w:r>
+      <w:r>
+        <w:rPr>
+          <w:lang w:val="en-US"/>
+        </w:rPr>
+        <w:t>conceptual</w:t>
+      </w:r>
+      <w:r>
+        <w:t xml:space="preserve"> </w:t>
+      </w:r>
+      <w:r>
+        <w:rPr>
+          <w:lang w:val="en-US"/>
+        </w:rPr>
+        <w:t>blending</w:t>
+      </w:r>
+      <w:r>
+        <w:t xml:space="preserve"> σε υπολογιστικά συστήματα μουσικής δημιουργίας (</w:t>
+      </w:r>
+      <w:r>
+        <w:rPr>
+          <w:lang w:val="en-US"/>
+        </w:rPr>
+        <w:t>Schorlemmer</w:t>
+      </w:r>
+      <w:r>
+        <w:t xml:space="preserve"> </w:t>
+      </w:r>
+      <w:r>
+        <w:rPr>
+          <w:lang w:val="en-US"/>
+        </w:rPr>
+        <w:t>et</w:t>
+      </w:r>
+      <w:r>
+        <w:t xml:space="preserve"> </w:t>
+      </w:r>
+      <w:r>
+        <w:rPr>
+          <w:lang w:val="en-US"/>
+        </w:rPr>
+        <w:t>al</w:t>
+      </w:r>
+      <w:r>
+        <w:t xml:space="preserve">., 2014). Στο πλαίσιο αυτού του προγράμματος, το σύστημα </w:t>
+      </w:r>
+      <w:r>
+        <w:rPr>
+          <w:lang w:val="en-US"/>
+        </w:rPr>
+        <w:t>Chameleon</w:t>
+      </w:r>
+      <w:r>
+        <w:t xml:space="preserve"> αναπτύχθηκε ως πειραματική πλατφόρμα για τη διερεύνηση των δυνατοτήτων αυτόματης εναρμόνισης μελωδιών μέσω της ανάμειξης διαφορετικών μουσικών ιδιωμάτων (</w:t>
+      </w:r>
+      <w:proofErr w:type="spellStart"/>
+      <w:r>
+        <w:rPr>
+          <w:lang w:val="en-US"/>
+        </w:rPr>
+        <w:t>Kaliakatsos</w:t>
+      </w:r>
+      <w:proofErr w:type="spellEnd"/>
+      <w:r>
+        <w:t>-</w:t>
+      </w:r>
+      <w:r>
+        <w:rPr>
+          <w:lang w:val="en-US"/>
+        </w:rPr>
+        <w:t>Papakostas</w:t>
+      </w:r>
+      <w:r>
+        <w:t xml:space="preserve"> </w:t>
+      </w:r>
+      <w:r>
+        <w:rPr>
+          <w:lang w:val="en-US"/>
+        </w:rPr>
+        <w:t>et</w:t>
+      </w:r>
+      <w:r>
+        <w:t xml:space="preserve"> </w:t>
+      </w:r>
+      <w:r>
+        <w:rPr>
+          <w:lang w:val="en-US"/>
+        </w:rPr>
+        <w:t>al</w:t>
+      </w:r>
+      <w:r>
+        <w:t>., 2014). Η αρχική αυτή εργασία, η οποία περιλάμβανε εκτεταμένη εμπειρική αξιολόγηση με ψυχοακουστικά πειράματα και συμμετοχή συνθετών (</w:t>
+      </w:r>
+      <w:r>
+        <w:rPr>
+          <w:lang w:val="en-US"/>
+        </w:rPr>
+        <w:t>Zacharakis</w:t>
+      </w:r>
+      <w:r>
+        <w:t xml:space="preserve"> </w:t>
+      </w:r>
+      <w:r>
+        <w:rPr>
+          <w:lang w:val="en-US"/>
+        </w:rPr>
+        <w:t>et</w:t>
+      </w:r>
+      <w:r>
+        <w:t xml:space="preserve"> </w:t>
+      </w:r>
+      <w:r>
+        <w:rPr>
+          <w:lang w:val="en-US"/>
+        </w:rPr>
+        <w:t>al</w:t>
+      </w:r>
+      <w:r>
+        <w:t>., 2018), κατέδειξε την τεχνική βιωσιμότητα της προσέγγισης.</w:t>
+      </w:r>
+    </w:p>
+    <w:p>
+      <w:r>
+        <w:t xml:space="preserve">Η παρούσα έρευνα επεκτείνει αυτό το έργο μέσω μιας εστιασμένης ποιοτικής αξιολόγησης που διερευνά τις πρακτικές δυνατότητες του συστήματος ως εργαλείου υποστήριξης της μουσικής σύνθεσης. Ενώ τα προηγούμενα πειράματα εστίασαν στην επιβεβαίωση της θεωρητικής βάσης του </w:t>
+      </w:r>
+      <w:r>
+        <w:rPr>
+          <w:lang w:val="en-US"/>
+        </w:rPr>
+        <w:t>conceptual</w:t>
+      </w:r>
+      <w:r>
+        <w:t xml:space="preserve"> </w:t>
+      </w:r>
+      <w:r>
+        <w:rPr>
+          <w:lang w:val="en-US"/>
+        </w:rPr>
+        <w:t>blending</w:t>
+      </w:r>
+      <w:r>
+        <w:t xml:space="preserve"> στη μουσική (</w:t>
+      </w:r>
+      <w:r>
+        <w:rPr>
+          <w:lang w:val="en-US"/>
+        </w:rPr>
+        <w:t>Zacharakis</w:t>
+      </w:r>
+      <w:r>
+        <w:t xml:space="preserve"> </w:t>
+      </w:r>
+      <w:r>
+        <w:rPr>
+          <w:lang w:val="en-US"/>
+        </w:rPr>
+        <w:t>et</w:t>
+      </w:r>
+      <w:r>
+        <w:t xml:space="preserve"> </w:t>
+      </w:r>
+      <w:r>
+        <w:rPr>
+          <w:lang w:val="en-US"/>
+        </w:rPr>
+        <w:t>al</w:t>
+      </w:r>
+      <w:r>
+        <w:t xml:space="preserve">., 2015; </w:t>
+      </w:r>
+      <w:proofErr w:type="spellStart"/>
+      <w:r>
+        <w:rPr>
+          <w:lang w:val="en-US"/>
+        </w:rPr>
+        <w:t>Cambouropoulos</w:t>
+      </w:r>
+      <w:proofErr w:type="spellEnd"/>
+      <w:r>
+        <w:t xml:space="preserve"> </w:t>
+      </w:r>
+      <w:r>
+        <w:rPr>
+          <w:lang w:val="en-US"/>
+        </w:rPr>
+        <w:t>et</w:t>
+      </w:r>
+      <w:r>
+        <w:t xml:space="preserve"> </w:t>
+      </w:r>
+      <w:r>
+        <w:rPr>
+          <w:lang w:val="en-US"/>
+        </w:rPr>
+        <w:t>al</w:t>
+      </w:r>
+      <w:r>
+        <w:t>., 2015), ο στόχος της παρούσας εργασίας είναι η αξιολόγηση της αποτελεσματικότητας του συστήματος σε πρακτικά σενάρια χρήσης. Αυτή η μεθοδολογική στροφή από την επιβεβαίωση θεωρίας στην αξιολόγηση εφαρμογής αντανακλά την ωρίμανση του πεδίου και την ανάγκη για πιο εστιασμένη ανάλυση των πρακτικών επιπτώσεων της υπολογιστικής δημιουργικότητας στη μουσική σύνθεση.</w:t>
+      </w:r>
+    </w:p>
+    <w:p>
+      <w:pPr>
+        <w:rPr>
+          <w:b/>
+          <w:bCs/>
+        </w:rPr>
+      </w:pPr>
+      <w:r>
+        <w:rPr>
+          <w:b/>
+          <w:bCs/>
+        </w:rPr>
+        <w:t>2. Διατύπωση Κεντρικών Ερωτημάτων</w:t>
+      </w:r>
+    </w:p>
+    <w:p>
+      <w:r>
+        <w:t>Βάσει του θεωρητικού πλαισίου που περιγράφηκε, η παρούσα έρευνα διαρθρώνεται γύρω από ένα κεντρικό ερευνητικό ερώτημα και τρεις συμπληρωματικές διερευνήσεις που εξετάζουν διαφορετικές πτυχές της υπολογιστικής δημιουργικότητας στη μουσική εναρμόνιση.</w:t>
+      </w:r>
+    </w:p>
+    <w:p>
+      <w:r>
+        <w:rPr>
+          <w:b/>
+          <w:bCs/>
+        </w:rPr>
+        <w:t>Κεντρικό Ερευνητικό Ερώτημα</w:t>
+      </w:r>
+    </w:p>
+    <w:p>
+      <w:r>
+        <w:lastRenderedPageBreak/>
+        <w:t xml:space="preserve">Το κύριο ερώτημα που διατυπώνεται είναι: </w:t>
+      </w:r>
+      <w:r>
+        <w:rPr>
+          <w:i/>
+          <w:iCs/>
+        </w:rPr>
+        <w:t>"Μπορούν τα υπολογιστικά συστήματα να αποκτήσουν ικανότητες δημιουργικότητας που να προσεγγίζουν την ανθρώπινη δημιουργικότητα στο πεδίο της μουσικής σύνθεσης, και συγκεκριμένα στην αυτόματη εναρμόνιση μελωδιών;"</w:t>
+      </w:r>
+    </w:p>
+    <w:p>
+      <w:r>
+        <w:t xml:space="preserve">Αυτό το ερώτημα αντανακλά τον κεντρικό στόχο της υπολογιστικής δημιουργικότητας όπως έχει διατυπωθεί από την </w:t>
+      </w:r>
+      <w:r>
+        <w:rPr>
+          <w:lang w:val="en-US"/>
+        </w:rPr>
+        <w:t>Boden</w:t>
+      </w:r>
+      <w:r>
+        <w:t xml:space="preserve"> (2004) και άλλους ερευνητές του πεδίου (</w:t>
+      </w:r>
+      <w:r>
+        <w:rPr>
+          <w:lang w:val="en-US"/>
+        </w:rPr>
+        <w:t>Colton</w:t>
+      </w:r>
+      <w:r>
+        <w:t xml:space="preserve"> &amp; </w:t>
+      </w:r>
+      <w:r>
+        <w:rPr>
+          <w:lang w:val="en-US"/>
+        </w:rPr>
+        <w:t>Wiggins</w:t>
+      </w:r>
+      <w:r>
+        <w:t xml:space="preserve">, 2012). Στο πλαίσιο της παρούσας εργασίας, η διερεύνηση αυτού του ερωτήματος πραγματοποιείται μέσω της εξέτασης του συστήματος </w:t>
+      </w:r>
+      <w:r>
+        <w:rPr>
+          <w:lang w:val="en-US"/>
+        </w:rPr>
+        <w:t>Chameleon</w:t>
+      </w:r>
+      <w:r>
+        <w:t xml:space="preserve">, το οποίο εφαρμόζει τη θεωρία του </w:t>
+      </w:r>
+      <w:r>
+        <w:rPr>
+          <w:lang w:val="en-US"/>
+        </w:rPr>
+        <w:t>conceptual</w:t>
+      </w:r>
+      <w:r>
+        <w:t xml:space="preserve"> </w:t>
+      </w:r>
+      <w:r>
+        <w:rPr>
+          <w:lang w:val="en-US"/>
+        </w:rPr>
+        <w:t>blending</w:t>
+      </w:r>
+      <w:r>
+        <w:t xml:space="preserve"> (</w:t>
+      </w:r>
+      <w:proofErr w:type="spellStart"/>
+      <w:r>
+        <w:rPr>
+          <w:lang w:val="en-US"/>
+        </w:rPr>
+        <w:t>Fauconnier</w:t>
+      </w:r>
+      <w:proofErr w:type="spellEnd"/>
+      <w:r>
+        <w:t xml:space="preserve"> &amp; </w:t>
+      </w:r>
+      <w:r>
+        <w:rPr>
+          <w:lang w:val="en-US"/>
+        </w:rPr>
+        <w:t>Turner</w:t>
+      </w:r>
+      <w:r>
+        <w:t>, 2002) ως τεχνικό μέσο για την επίτευξη δημιουργικής συμπεριφοράς στην παραγωγή αρμονικών δομών.</w:t>
+      </w:r>
+    </w:p>
+    <w:p>
+      <w:r>
+        <w:rPr>
+          <w:b/>
+          <w:bCs/>
+        </w:rPr>
+        <w:t>Υπο-ερωτήματα Θεωρητικής και Πρακτικής Διερεύνησης</w:t>
+      </w:r>
+    </w:p>
+    <w:p>
+      <w:r>
+        <w:t xml:space="preserve">Το πρώτο υπο-ερώτημα εξετάζει τη </w:t>
+      </w:r>
+      <w:r>
+        <w:rPr>
+          <w:b/>
+          <w:bCs/>
+        </w:rPr>
+        <w:t>θεωρητική δυνατότητα</w:t>
+      </w:r>
+      <w:r>
+        <w:t xml:space="preserve"> της επίτευξης υπολογιστικής δημιουργικότητας: </w:t>
+      </w:r>
+      <w:r>
+        <w:rPr>
+          <w:i/>
+          <w:iCs/>
+        </w:rPr>
+        <w:t>"Μπορεί να εφαρμοστεί υπολογιστική δημιουργικότητα σε συστήματα αυτόματης εναρμόνισης μελωδιών, και αν ναι, ποια είναι η πρακτική αξία τέτοιων εργαλείων στη μουσική σύνθεση;"</w:t>
+      </w:r>
+      <w:r>
+        <w:t xml:space="preserve"> Αυτό το ερώτημα συνδέεται με τη βασική πρόκληση της υπολογιστικής δημιουργικότητας όπως έχει διατυπωθεί από τον </w:t>
+      </w:r>
+      <w:r>
+        <w:rPr>
+          <w:lang w:val="en-US"/>
+        </w:rPr>
+        <w:t>Colton</w:t>
+      </w:r>
+      <w:r>
+        <w:t xml:space="preserve"> (2008) και τη δυνατότητα δημιουργίας συστημάτων που παράγουν έργα τα οποία, εάν παραγόταν από ανθρώπους, θα θεωρούνταν δημιουργικά.</w:t>
+      </w:r>
+    </w:p>
+    <w:p>
+      <w:r>
+        <w:t xml:space="preserve">Το δεύτερο υπο-ερώτημα εστιάζει στη </w:t>
+      </w:r>
+      <w:r>
+        <w:rPr>
+          <w:b/>
+          <w:bCs/>
+        </w:rPr>
+        <w:t>στυλιστική αναγνώριση έναντι δημιουργικής καινοτομίας</w:t>
+      </w:r>
+      <w:r>
+        <w:t xml:space="preserve">: </w:t>
+      </w:r>
+      <w:r>
+        <w:rPr>
+          <w:i/>
+          <w:iCs/>
+        </w:rPr>
+        <w:t>"Σε ποιο βαθμό ένα υπολογιστικό σύστημα μπορεί να κινηθεί πέρα από την απλή αναπαραγωγή υπαρχόντων στυλιστικών χαρακτηριστικών προς τη δημιουργία πραγματικά καινοτόμων αρμονικών συνδυασμών;"</w:t>
+      </w:r>
+      <w:r>
+        <w:t xml:space="preserve"> Αυτή η διερεύνηση αντιστοιχεί στη διάκριση που κάνει η </w:t>
+      </w:r>
+      <w:r>
+        <w:rPr>
+          <w:lang w:val="en-US"/>
+        </w:rPr>
+        <w:t>Boden</w:t>
+      </w:r>
+      <w:r>
+        <w:t xml:space="preserve"> (2004) μεταξύ </w:t>
+      </w:r>
+      <w:r>
+        <w:rPr>
+          <w:lang w:val="en-US"/>
+        </w:rPr>
+        <w:t>psychological</w:t>
+      </w:r>
+      <w:r>
+        <w:t xml:space="preserve"> και </w:t>
+      </w:r>
+      <w:r>
+        <w:rPr>
+          <w:lang w:val="en-US"/>
+        </w:rPr>
+        <w:t>historical</w:t>
+      </w:r>
+      <w:r>
+        <w:t xml:space="preserve"> </w:t>
+      </w:r>
+      <w:r>
+        <w:rPr>
+          <w:lang w:val="en-US"/>
+        </w:rPr>
+        <w:t>creativity</w:t>
+      </w:r>
+      <w:r>
+        <w:t>, καθώς και στους τρεις τύπους δημιουργικότητας (</w:t>
+      </w:r>
+      <w:r>
+        <w:rPr>
+          <w:lang w:val="en-US"/>
+        </w:rPr>
+        <w:t>explorational</w:t>
+      </w:r>
+      <w:r>
+        <w:t xml:space="preserve">, </w:t>
+      </w:r>
+      <w:r>
+        <w:rPr>
+          <w:lang w:val="en-US"/>
+        </w:rPr>
+        <w:t>transformational</w:t>
+      </w:r>
+      <w:r>
+        <w:t xml:space="preserve">, </w:t>
+      </w:r>
+      <w:r>
+        <w:rPr>
+          <w:lang w:val="en-US"/>
+        </w:rPr>
+        <w:t>combinational</w:t>
+      </w:r>
+      <w:r>
+        <w:t>) που αντιπροσωπεύουν διαφορετικά επίπεδα καινοτομίας στα υπολογιστικά συστήματα.</w:t>
+      </w:r>
+    </w:p>
+    <w:p>
+      <w:r>
+        <w:t xml:space="preserve">Το τρίτο υπο-ερώτημα αφορά την </w:t>
+      </w:r>
+      <w:r>
+        <w:rPr>
+          <w:b/>
+          <w:bCs/>
+        </w:rPr>
+        <w:t>πρακτική εφαρμοσιμότητα</w:t>
+      </w:r>
+      <w:r>
+        <w:t xml:space="preserve">: </w:t>
+      </w:r>
+      <w:r>
+        <w:rPr>
+          <w:i/>
+          <w:iCs/>
+        </w:rPr>
+        <w:t>"Ποιος είναι ο βέλτιστος ρόλος υπολογιστικών συστημάτων δημιουργικότητας στη διαδικασία μουσικής σύνθεσης - ως αυτόνομα εργαλεία δημιουργίας ή ως βοηθητικά συστήματα που ενισχύουν την ανθρώπινη δημιουργικότητα;"</w:t>
+      </w:r>
+      <w:r>
+        <w:t xml:space="preserve"> Αυτό το ερώτημα συνδέεται με τη συζήτηση περί </w:t>
+      </w:r>
+      <w:r>
+        <w:rPr>
+          <w:lang w:val="en-US"/>
+        </w:rPr>
+        <w:t>human</w:t>
+      </w:r>
+      <w:r>
+        <w:t>-</w:t>
+      </w:r>
+      <w:r>
+        <w:rPr>
+          <w:lang w:val="en-US"/>
+        </w:rPr>
+        <w:t>computer</w:t>
+      </w:r>
+      <w:r>
+        <w:t xml:space="preserve"> </w:t>
+      </w:r>
+      <w:r>
+        <w:rPr>
+          <w:lang w:val="en-US"/>
+        </w:rPr>
+        <w:t>collaboration</w:t>
+      </w:r>
+      <w:r>
+        <w:t xml:space="preserve"> στη δημιουργική διαδικασία (</w:t>
+      </w:r>
+      <w:r>
+        <w:rPr>
+          <w:lang w:val="en-US"/>
+        </w:rPr>
+        <w:t>Pachet</w:t>
+      </w:r>
+      <w:r>
+        <w:t xml:space="preserve">, 2003) και τη διάκριση μεταξύ </w:t>
+      </w:r>
+      <w:r>
+        <w:rPr>
+          <w:lang w:val="en-US"/>
+        </w:rPr>
+        <w:t>autonomous</w:t>
+      </w:r>
+      <w:r>
+        <w:t xml:space="preserve"> και </w:t>
+      </w:r>
+      <w:r>
+        <w:rPr>
+          <w:lang w:val="en-US"/>
+        </w:rPr>
+        <w:t>collaborative</w:t>
+      </w:r>
+      <w:r>
+        <w:t xml:space="preserve"> </w:t>
+      </w:r>
+      <w:r>
+        <w:rPr>
+          <w:lang w:val="en-US"/>
+        </w:rPr>
+        <w:t>creativity</w:t>
+      </w:r>
+      <w:r>
+        <w:t xml:space="preserve"> </w:t>
+      </w:r>
+      <w:r>
+        <w:rPr>
+          <w:lang w:val="en-US"/>
+        </w:rPr>
+        <w:t>systems</w:t>
+      </w:r>
+      <w:r>
+        <w:t xml:space="preserve"> (</w:t>
+      </w:r>
+      <w:proofErr w:type="spellStart"/>
+      <w:r>
+        <w:rPr>
+          <w:lang w:val="en-US"/>
+        </w:rPr>
+        <w:t>Jordanous</w:t>
+      </w:r>
+      <w:proofErr w:type="spellEnd"/>
+      <w:r>
+        <w:t>, 2016).</w:t>
+      </w:r>
+    </w:p>
+    <w:p>
+      <w:r>
+        <w:rPr>
+          <w:b/>
+          <w:bCs/>
+        </w:rPr>
+        <w:t>Συνδυαστική Αξιολόγηση και Μεθοδολογικές Επιλογές</w:t>
+      </w:r>
+    </w:p>
+    <w:p>
+      <w:pPr>
+        <w:rPr>
+          <w:lang w:val="en-US"/>
+        </w:rPr>
+      </w:pPr>
+      <w:r>
+        <w:t xml:space="preserve">Η απάντηση σε αυτά τα ερωτήματα απαιτεί πολυεπίπεδη μεθοδολογική προσέγγιση που συνδυάζει θεωρητική ανάλυση με πρακτική αξιολόγηση. Η φύση των ερωτημάτων υπαγορεύει την υιοθέτηση μιας ποιοτικής μεθοδολογίας που επικεντρώνεται στην αναλυτική περιγραφή και κριτική αποτίμηση συγκεκριμένων περιπτώσεων μελέτης, σε αντίθεση με ποσοτικές προσεγγίσεις που θα απαιτούσαν εκτεταμένα ψυχοακουστικά πειράματα ή στατιστική ανάλυση μεγάλων </w:t>
+      </w:r>
+      <w:r>
+        <w:rPr>
+          <w:lang w:val="en-US"/>
+        </w:rPr>
+        <w:t>datasets</w:t>
+      </w:r>
+      <w:r>
+        <w:t>.</w:t>
+      </w:r>
+    </w:p>
+    <w:p>
+      <w:pPr>
+        <w:rPr>
+          <w:b/>
+          <w:bCs/>
+        </w:rPr>
+      </w:pPr>
+      <w:r>
+        <w:rPr>
+          <w:b/>
+          <w:bCs/>
+        </w:rPr>
+        <w:t>3. Μεθοδολογική Στρατηγική</w:t>
+      </w:r>
+    </w:p>
+    <w:p>
+      <w:r>
+        <w:rPr>
+          <w:b/>
+          <w:bCs/>
+        </w:rPr>
+        <w:t>Πειραματική Προσέγγιση στην Αξιολόγηση Υπολογιστικής Δημιουργικότητας</w:t>
+      </w:r>
+    </w:p>
+    <w:p>
+      <w:r>
+        <w:t>Η αξιολόγηση υπολογιστικής δημιουργικότητας παρουσιάζει εγγενείς μεθοδολογικές προκλήσεις που έχουν απασχολήσει εκτεταμένα την ερευνητική κοινότητα (</w:t>
+      </w:r>
+      <w:proofErr w:type="spellStart"/>
+      <w:r>
+        <w:rPr>
+          <w:lang w:val="en-US"/>
+        </w:rPr>
+        <w:t>Jordanous</w:t>
+      </w:r>
+      <w:proofErr w:type="spellEnd"/>
+      <w:r>
+        <w:t xml:space="preserve">, 2012; </w:t>
+      </w:r>
+      <w:r>
+        <w:rPr>
+          <w:lang w:val="en-US"/>
+        </w:rPr>
+        <w:t>Ritchie</w:t>
+      </w:r>
+      <w:r>
+        <w:t>, 2007). Σε αντίθεση με παραδοσιακά τεχνικά συστήματα όπου η αξιολόγηση βασίζεται σε αντικειμενικά μέτρα απόδοσης, η δημιουργικότητα εμπεριέχει υποκειμενικές διαστάσεις που δυσκολεύουν την ποσοτικοποίηση (</w:t>
+      </w:r>
+      <w:r>
+        <w:rPr>
+          <w:lang w:val="en-US"/>
+        </w:rPr>
+        <w:t>Boden</w:t>
+      </w:r>
+      <w:r>
+        <w:t>, 2004). Η παρούσα έρευνα υιοθετεί πειραματική προσέγγιση που συνδυάζει συστηματική εφαρμογή του συστήματος σε ποικίλο μουσικό υλικό με ποιοτική αξιολόγηση των παραγόμενων αποτελεσμάτων.</w:t>
+      </w:r>
+    </w:p>
+    <w:p>
+      <w:r>
+        <w:t xml:space="preserve">Αυτή η μεθοδολογική επιλογή στηρίζεται στη θέση του </w:t>
+      </w:r>
+      <w:r>
+        <w:rPr>
+          <w:lang w:val="en-US"/>
+        </w:rPr>
+        <w:t>Colton</w:t>
+      </w:r>
+      <w:r>
+        <w:t xml:space="preserve"> (2008) ότι η αξιολόγηση υπολογιστικής δημιουργικότητας πρέπει να λαμβάνει υπόψη τόσο το προϊόν όσο και τη διαδικασία παραγωγής, καθώς και </w:t>
+      </w:r>
+      <w:r>
+        <w:lastRenderedPageBreak/>
+        <w:t xml:space="preserve">στην πραγματιστική προσέγγιση που προτείνει ο </w:t>
+      </w:r>
+      <w:r>
+        <w:rPr>
+          <w:lang w:val="en-US"/>
+        </w:rPr>
+        <w:t>Wiggins</w:t>
+      </w:r>
+      <w:r>
+        <w:t xml:space="preserve"> (2006) για την αντιμετώπιση της πολυπλοκότητας της δημιουργικής αξιολόγησης μέσω συγκεκριμένων περιπτώσεων μελέτης.</w:t>
+      </w:r>
+    </w:p>
+    <w:p>
+      <w:r>
+        <w:rPr>
+          <w:b/>
+          <w:bCs/>
+        </w:rPr>
+        <w:t>Τριπλή Κατηγοριοποίηση Πειραματικών Σεναρίων</w:t>
+      </w:r>
+    </w:p>
+    <w:p>
+      <w:r>
+        <w:t xml:space="preserve">Η πειραματική στρατηγική που υιοθετείται δομείται γύρω από τρεις διακριτές κατηγορίες εναρμόνισης, καθεμία από τις οποίες διερευνά διαφορετικές πτυχές της υπολογιστικής δημιουργικότητας και αντιστοιχεί σε συγκεκριμένα υπο-ερωτήματα της έρευνας. Αυτή η κατηγοριοποίηση δεν αποτελεί αυθαίρετη επιλογή, αλλά αντανακλά τη θεωρητική διάκριση της </w:t>
+      </w:r>
+      <w:r>
+        <w:rPr>
+          <w:lang w:val="en-US"/>
+        </w:rPr>
+        <w:t>Boden</w:t>
+      </w:r>
+      <w:r>
+        <w:t xml:space="preserve"> (2004) μεταξύ των τριών τύπων δημιουργικότητας.</w:t>
+      </w:r>
+    </w:p>
+    <w:p>
+      <w:r>
+        <w:t xml:space="preserve">Η </w:t>
+      </w:r>
+      <w:r>
+        <w:rPr>
+          <w:b/>
+          <w:bCs/>
+        </w:rPr>
+        <w:t>πρώτη κατηγορία (</w:t>
+      </w:r>
+      <w:r>
+        <w:rPr>
+          <w:b/>
+          <w:bCs/>
+          <w:lang w:val="en-US"/>
+        </w:rPr>
+        <w:t>Native</w:t>
+      </w:r>
+      <w:r>
+        <w:rPr>
+          <w:b/>
+          <w:bCs/>
+        </w:rPr>
+        <w:t xml:space="preserve"> </w:t>
+      </w:r>
+      <w:proofErr w:type="spellStart"/>
+      <w:r>
+        <w:rPr>
+          <w:b/>
+          <w:bCs/>
+          <w:lang w:val="en-US"/>
+        </w:rPr>
+        <w:t>Harmonisation</w:t>
+      </w:r>
+      <w:proofErr w:type="spellEnd"/>
+      <w:r>
+        <w:rPr>
+          <w:b/>
+          <w:bCs/>
+        </w:rPr>
+        <w:t>)</w:t>
+      </w:r>
+      <w:r>
+        <w:t xml:space="preserve"> εξετάζει την ικανότητα του συστήματος να αναπαράγει αρμονικές δομές που αντιστοιχούν στο μουσικό ιδίωμα από το οποίο προέρχεται η μελωδία. Αυτή η προσέγγιση αντιστοιχεί στην </w:t>
+      </w:r>
+      <w:r>
+        <w:rPr>
+          <w:lang w:val="en-US"/>
+        </w:rPr>
+        <w:t>explorational</w:t>
+      </w:r>
+      <w:r>
+        <w:t xml:space="preserve"> </w:t>
+      </w:r>
+      <w:r>
+        <w:rPr>
+          <w:lang w:val="en-US"/>
+        </w:rPr>
+        <w:t>creativity</w:t>
+      </w:r>
+      <w:r>
+        <w:t xml:space="preserve"> και λειτουργεί ως βασικό σημείο αναφοράς (</w:t>
+      </w:r>
+      <w:r>
+        <w:rPr>
+          <w:lang w:val="en-US"/>
+        </w:rPr>
+        <w:t>baseline</w:t>
+      </w:r>
+      <w:r>
+        <w:t>) για την αξιολόγηση της τεχνικής ικανότητας του συστήματος. Η σύγκριση των αποτελεσμάτων με παραδοσιακές εναρμονίσεις επιτρέπει την αξιολόγηση του βαθμού στον οποίο το σύστημα έχει αφομοιώσει τα στυλιστικά χαρακτηριστικά του κάθε ιδιώματος.</w:t>
+      </w:r>
+    </w:p>
+    <w:p>
+      <w:r>
+        <w:t xml:space="preserve">Η </w:t>
+      </w:r>
+      <w:r>
+        <w:rPr>
+          <w:b/>
+          <w:bCs/>
+        </w:rPr>
+        <w:t>δεύτερα κατηγορία (</w:t>
+      </w:r>
+      <w:r>
+        <w:rPr>
+          <w:b/>
+          <w:bCs/>
+          <w:lang w:val="en-US"/>
+        </w:rPr>
+        <w:t>Cross</w:t>
+      </w:r>
+      <w:r>
+        <w:rPr>
+          <w:b/>
+          <w:bCs/>
+        </w:rPr>
+        <w:t>-</w:t>
+      </w:r>
+      <w:r>
+        <w:rPr>
+          <w:b/>
+          <w:bCs/>
+          <w:lang w:val="en-US"/>
+        </w:rPr>
+        <w:t>Style</w:t>
+      </w:r>
+      <w:r>
+        <w:rPr>
+          <w:b/>
+          <w:bCs/>
+        </w:rPr>
+        <w:t xml:space="preserve"> </w:t>
+      </w:r>
+      <w:proofErr w:type="spellStart"/>
+      <w:r>
+        <w:rPr>
+          <w:b/>
+          <w:bCs/>
+          <w:lang w:val="en-US"/>
+        </w:rPr>
+        <w:t>Harmonisation</w:t>
+      </w:r>
+      <w:proofErr w:type="spellEnd"/>
+      <w:r>
+        <w:rPr>
+          <w:b/>
+          <w:bCs/>
+        </w:rPr>
+        <w:t>)</w:t>
+      </w:r>
+      <w:r>
+        <w:t xml:space="preserve"> διερευνά την εφαρμογή αρμονικών ιδιωμάτων σε μελωδίες διαφορετικής πολιτισμικής προέλευσης, αντιστοιχώντας στην </w:t>
+      </w:r>
+      <w:r>
+        <w:rPr>
+          <w:lang w:val="en-US"/>
+        </w:rPr>
+        <w:t>transformational</w:t>
+      </w:r>
+      <w:r>
+        <w:t xml:space="preserve"> </w:t>
+      </w:r>
+      <w:r>
+        <w:rPr>
+          <w:lang w:val="en-US"/>
+        </w:rPr>
+        <w:t>creativity</w:t>
+      </w:r>
+      <w:r>
+        <w:t>. Αυτή η προσέγγιση παρέχει ενδείξεις για την προσαρμοστικότητα του συστήματος και την ικανότητά του να δημιουργεί μουσικά "</w:t>
+      </w:r>
+      <w:r>
+        <w:rPr>
+          <w:lang w:val="en-US"/>
+        </w:rPr>
+        <w:t>fusion</w:t>
+      </w:r>
+      <w:r>
+        <w:t>" που διατηρούν συνοχή παρά τη στυλιστική ετερογένεια των στοιχείων τους.</w:t>
+      </w:r>
+    </w:p>
+    <w:p>
+      <w:r>
+        <w:t xml:space="preserve">Η </w:t>
+      </w:r>
+      <w:r>
+        <w:rPr>
+          <w:b/>
+          <w:bCs/>
+        </w:rPr>
+        <w:t>τρίτη κατηγορία (</w:t>
+      </w:r>
+      <w:r>
+        <w:rPr>
+          <w:b/>
+          <w:bCs/>
+          <w:lang w:val="en-US"/>
+        </w:rPr>
+        <w:t>Blended</w:t>
+      </w:r>
+      <w:r>
+        <w:rPr>
+          <w:b/>
+          <w:bCs/>
+        </w:rPr>
+        <w:t xml:space="preserve"> </w:t>
+      </w:r>
+      <w:proofErr w:type="spellStart"/>
+      <w:r>
+        <w:rPr>
+          <w:b/>
+          <w:bCs/>
+          <w:lang w:val="en-US"/>
+        </w:rPr>
+        <w:t>Harmonisation</w:t>
+      </w:r>
+      <w:proofErr w:type="spellEnd"/>
+      <w:r>
+        <w:rPr>
+          <w:b/>
+          <w:bCs/>
+        </w:rPr>
+        <w:t>)</w:t>
+      </w:r>
+      <w:r>
+        <w:t xml:space="preserve"> αποτελεί τον πυρήνα της έρευνας, καθώς εξερευνά τη δημιουργία νέων αρμονικών χώρων μέσω της ανάμειξης δύο διαφορετικών ιδιωμάτων. Αυτή η κατηγορία αντιστοιχεί στην </w:t>
+      </w:r>
+      <w:r>
+        <w:rPr>
+          <w:lang w:val="en-US"/>
+        </w:rPr>
+        <w:t>combinational</w:t>
+      </w:r>
+      <w:r>
+        <w:t xml:space="preserve"> </w:t>
+      </w:r>
+      <w:r>
+        <w:rPr>
+          <w:lang w:val="en-US"/>
+        </w:rPr>
+        <w:t>creativity</w:t>
+      </w:r>
+      <w:r>
+        <w:t xml:space="preserve"> και παρέχει την πιο άμεση διερεύνηση των δυνατοτήτων υπολογιστικής δημιουργικότητας που επιτρέπει το σύστημα </w:t>
+      </w:r>
+      <w:r>
+        <w:rPr>
+          <w:lang w:val="en-US"/>
+        </w:rPr>
+        <w:t>Chameleon</w:t>
+      </w:r>
+      <w:r>
+        <w:t>.</w:t>
+      </w:r>
+    </w:p>
+    <w:p>
+      <w:r>
+        <w:rPr>
+          <w:b/>
+          <w:bCs/>
+        </w:rPr>
+        <w:t>Ποιοτική Ανάλυση και Κριτήρια Αξιολόγησης</w:t>
+      </w:r>
+    </w:p>
+    <w:p>
+      <w:r>
+        <w:t xml:space="preserve">Η αξιολόγηση των αποτελεσμάτων βασίζεται σε ποιοτική ανάλυση που εφαρμόζει πολλαπλά κριτήρια, ακολουθώντας την πολυδιάστατη προσέγγιση που προτείνει ο </w:t>
+      </w:r>
+      <w:proofErr w:type="spellStart"/>
+      <w:r>
+        <w:rPr>
+          <w:lang w:val="en-US"/>
+        </w:rPr>
+        <w:t>Jordanous</w:t>
+      </w:r>
+      <w:proofErr w:type="spellEnd"/>
+      <w:r>
+        <w:t xml:space="preserve"> (2012). Τα κύρια κριτήρια περιλαμβάνουν την τεχνική ορθότητα (αρμονική συνοχή, κατάλληλη </w:t>
+      </w:r>
+      <w:r>
+        <w:rPr>
+          <w:lang w:val="en-US"/>
+        </w:rPr>
+        <w:t>voice</w:t>
+      </w:r>
+      <w:r>
+        <w:t xml:space="preserve"> </w:t>
+      </w:r>
+      <w:r>
+        <w:rPr>
+          <w:lang w:val="en-US"/>
+        </w:rPr>
+        <w:t>leading</w:t>
+      </w:r>
+      <w:r>
+        <w:t>), την στυλιστική αυθεντικότητα (πιστότητα στα χαρακτηριστικά των αρχικών ιδιωμάτων), την καινοτομία (παραγωγή απροσδόκητων αλλά μουσικά συνεκτικών αποτελεσμάτων), και την πρακτική χρησιμότητα (δυνατότητα περαιτέρω μουσικής ανάπτυξης).</w:t>
+      </w:r>
+    </w:p>
+    <w:p>
+      <w:r>
+        <w:t>Αυτή η μεθοδολογική προσέγγιση επιτρέπει τη συστηματική διερεύνηση των ερευνητικών ερωτημάτων μέσω συγκεκριμένων, αναλυτικά περιγραφόμενων περιπτώσεων μελέτης, παρέχοντας ταυτόχρονα επαρκή βάθος ανάλυσης για την εξαγωγή αξιόπιστων συμπερασμάτων σχετικά με τις δυνατότητες και τους περιορισμούς του συστήματος.# Από τη Θεωρία στην Πρακτική: Διατύπωση Ερευνητικών Ερωτημάτων και Μεθοδολογική Προσέγγιση</w:t>
+      </w:r>
+    </w:p>
+    <w:p/>
+    <w:p/>
+    <w:p/>
+    <w:p/>
     <w:p/>
     <w:p>
       <w:pPr>
@@ -927,20 +2619,21 @@
           <w:rFonts w:ascii="Calibri" w:hAnsi="Calibri" w:cs="Calibri"/>
           <w:noProof/>
           <w:szCs w:val="24"/>
-        </w:rPr>
-      </w:pPr>
-      <w:r>
-        <w:rPr>
-          <w:b/>
-          <w:bCs/>
-        </w:rPr>
-        <w:lastRenderedPageBreak/>
+          <w:lang w:val="en-US"/>
+        </w:rPr>
+      </w:pPr>
+      <w:r>
+        <w:rPr>
+          <w:b/>
+          <w:bCs/>
+        </w:rPr>
         <w:fldChar w:fldCharType="begin" w:fldLock="1"/>
       </w:r>
       <w:r>
         <w:rPr>
           <w:b/>
           <w:bCs/>
+          <w:lang w:val="en-US"/>
         </w:rPr>
         <w:instrText xml:space="preserve">ADDIN Mendeley Bibliography CSL_BIBLIOGRAPHY </w:instrText>
       </w:r>
@@ -956,6 +2649,7 @@
           <w:rFonts w:ascii="Calibri" w:hAnsi="Calibri" w:cs="Calibri"/>
           <w:noProof/>
           <w:szCs w:val="24"/>
+          <w:lang w:val="en-US"/>
         </w:rPr>
         <w:t xml:space="preserve">Allan, M., &amp; Christopher, C. K. (2005). Harmonising chorales by probabilistic inference. </w:t>
       </w:r>
@@ -966,6 +2660,7 @@
           <w:iCs/>
           <w:noProof/>
           <w:szCs w:val="24"/>
+          <w:lang w:val="en-US"/>
         </w:rPr>
         <w:t>Advances in Neural Information Processing Systems</w:t>
       </w:r>
@@ -974,6 +2669,7 @@
           <w:rFonts w:ascii="Calibri" w:hAnsi="Calibri" w:cs="Calibri"/>
           <w:noProof/>
           <w:szCs w:val="24"/>
+          <w:lang w:val="en-US"/>
         </w:rPr>
         <w:t xml:space="preserve">, </w:t>
       </w:r>
@@ -984,6 +2680,7 @@
           <w:iCs/>
           <w:noProof/>
           <w:szCs w:val="24"/>
+          <w:lang w:val="en-US"/>
         </w:rPr>
         <w:t>17</w:t>
       </w:r>
@@ -992,6 +2689,7 @@
           <w:rFonts w:ascii="Calibri" w:hAnsi="Calibri" w:cs="Calibri"/>
           <w:noProof/>
           <w:szCs w:val="24"/>
+          <w:lang w:val="en-US"/>
         </w:rPr>
         <w:t>, 25–32. http://papers.nips.cc/paper/2714-</w:t>
       </w:r>
@@ -1008,6 +2706,7 @@
           <w:rFonts w:ascii="Calibri" w:hAnsi="Calibri" w:cs="Calibri"/>
           <w:noProof/>
           <w:szCs w:val="24"/>
+          <w:lang w:val="en-US"/>
         </w:rPr>
       </w:pPr>
       <w:r>
@@ -1015,6 +2714,7 @@
           <w:rFonts w:ascii="Calibri" w:hAnsi="Calibri" w:cs="Calibri"/>
           <w:noProof/>
           <w:szCs w:val="24"/>
+          <w:lang w:val="en-US"/>
         </w:rPr>
         <w:t xml:space="preserve">Eck, D., &amp; Schmidhuber, J. (2002). Finding temporal structure in music: Blues improvisation with LSTM recurrent networks. </w:t>
       </w:r>
@@ -1025,6 +2725,7 @@
           <w:iCs/>
           <w:noProof/>
           <w:szCs w:val="24"/>
+          <w:lang w:val="en-US"/>
         </w:rPr>
         <w:t>Neural Networks for Signal Processing - Proceedings of the IEEE Workshop</w:t>
       </w:r>
@@ -1033,6 +2734,7 @@
           <w:rFonts w:ascii="Calibri" w:hAnsi="Calibri" w:cs="Calibri"/>
           <w:noProof/>
           <w:szCs w:val="24"/>
+          <w:lang w:val="en-US"/>
         </w:rPr>
         <w:t xml:space="preserve">, </w:t>
       </w:r>
@@ -1043,6 +2745,7 @@
           <w:iCs/>
           <w:noProof/>
           <w:szCs w:val="24"/>
+          <w:lang w:val="en-US"/>
         </w:rPr>
         <w:t>2002</w:t>
       </w:r>
@@ -1051,6 +2754,7 @@
           <w:rFonts w:ascii="Calibri" w:hAnsi="Calibri" w:cs="Calibri"/>
           <w:noProof/>
           <w:szCs w:val="24"/>
+          <w:lang w:val="en-US"/>
         </w:rPr>
         <w:t>-</w:t>
       </w:r>
@@ -1061,6 +2765,7 @@
           <w:iCs/>
           <w:noProof/>
           <w:szCs w:val="24"/>
+          <w:lang w:val="en-US"/>
         </w:rPr>
         <w:t>January</w:t>
       </w:r>
@@ -1069,6 +2774,7 @@
           <w:rFonts w:ascii="Calibri" w:hAnsi="Calibri" w:cs="Calibri"/>
           <w:noProof/>
           <w:szCs w:val="24"/>
+          <w:lang w:val="en-US"/>
         </w:rPr>
         <w:t>, 747–756. https://doi.org/10.1109/NNSP.2002.1030094</w:t>
       </w:r>
@@ -1084,6 +2790,7 @@
         <w:rPr>
           <w:rFonts w:ascii="Calibri" w:hAnsi="Calibri" w:cs="Calibri"/>
           <w:noProof/>
+          <w:lang w:val="en-US"/>
         </w:rPr>
       </w:pPr>
       <w:r>
@@ -1091,6 +2798,7 @@
           <w:rFonts w:ascii="Calibri" w:hAnsi="Calibri" w:cs="Calibri"/>
           <w:noProof/>
           <w:szCs w:val="24"/>
+          <w:lang w:val="en-US"/>
         </w:rPr>
         <w:t xml:space="preserve">Granroth-Wilding, M., &amp; Steedman, M. (2012). Statistical parsing for harmonic analysis of jazz chord sequences. </w:t>
       </w:r>
@@ -1101,6 +2809,7 @@
           <w:iCs/>
           <w:noProof/>
           <w:szCs w:val="24"/>
+          <w:lang w:val="en-US"/>
         </w:rPr>
         <w:t>ICMC 2012: Non-Cochlear Sound - Proceedings of the International Computer Music Conference 2012</w:t>
       </w:r>
@@ -1109,6 +2818,7 @@
           <w:rFonts w:ascii="Calibri" w:hAnsi="Calibri" w:cs="Calibri"/>
           <w:noProof/>
           <w:szCs w:val="24"/>
+          <w:lang w:val="en-US"/>
         </w:rPr>
         <w:t>, 478–485.</w:t>
       </w:r>
@@ -1139,7 +2849,7 @@
 </file>
 
 <file path=word/numbering.xml><?xml version="1.0" encoding="utf-8"?>
-<w:numbering xmlns:wpc="http://schemas.microsoft.com/office/word/2010/wordprocessingCanvas" xmlns:cx="http://schemas.microsoft.com/office/drawing/2014/chartex" xmlns:cx1="http://schemas.microsoft.com/office/drawing/2015/9/8/chartex" xmlns:cx2="http://schemas.microsoft.com/office/drawing/2015/10/21/chartex" xmlns:cx3="http://schemas.microsoft.com/office/drawing/2016/5/9/chartex" xmlns:cx4="http://schemas.microsoft.com/office/drawing/2016/5/10/chartex" xmlns:cx5="http://schemas.microsoft.com/office/drawing/2016/5/11/chartex" xmlns:cx6="http://schemas.microsoft.com/office/drawing/2016/5/12/chartex" xmlns:cx7="http://schemas.microsoft.com/office/drawing/2016/5/13/chartex" xmlns:cx8="http://schemas.microsoft.com/office/drawing/2016/5/14/chartex" xmlns:mc="http://schemas.openxmlformats.org/markup-compatibility/2006" xmlns:aink="http://schemas.microsoft.com/office/drawing/2016/ink" xmlns:am3d="http://schemas.microsoft.com/office/drawing/2017/model3d" xmlns:o="urn:schemas-microsoft-com:office:office" xmlns:r="http://schemas.openxmlformats.org/officeDocument/2006/relationships" xmlns:m="http://schemas.openxmlformats.org/officeDocument/2006/math" xmlns:v="urn:schemas-microsoft-com:vml" xmlns:wp14="http://schemas.microsoft.com/office/word/2010/wordprocessingDrawing" xmlns:wp="http://schemas.openxmlformats.org/drawingml/2006/wordprocessingDrawing" xmlns:w10="urn:schemas-microsoft-com:office:word" xmlns:w="http://schemas.openxmlformats.org/wordprocessingml/2006/main" xmlns:w14="http://schemas.microsoft.com/office/word/2010/wordml" xmlns:w15="http://schemas.microsoft.com/office/word/2012/wordml" xmlns:w16cid="http://schemas.microsoft.com/office/word/2016/wordml/cid" xmlns:w16se="http://schemas.microsoft.com/office/word/2015/wordml/symex" xmlns:wpg="http://schemas.microsoft.com/office/word/2010/wordprocessingGroup" xmlns:wpi="http://schemas.microsoft.com/office/word/2010/wordprocessingInk" xmlns:wne="http://schemas.microsoft.com/office/word/2006/wordml" xmlns:wps="http://schemas.microsoft.com/office/word/2010/wordprocessingShape" mc:Ignorable="w14 w15 w16se w16cid wp14">
+<w:numbering xmlns:wpc="http://schemas.microsoft.com/office/word/2010/wordprocessingCanvas" xmlns:cx="http://schemas.microsoft.com/office/drawing/2014/chartex" xmlns:cx1="http://schemas.microsoft.com/office/drawing/2015/9/8/chartex" xmlns:cx2="http://schemas.microsoft.com/office/drawing/2015/10/21/chartex" xmlns:cx3="http://schemas.microsoft.com/office/drawing/2016/5/9/chartex" xmlns:cx4="http://schemas.microsoft.com/office/drawing/2016/5/10/chartex" xmlns:cx5="http://schemas.microsoft.com/office/drawing/2016/5/11/chartex" xmlns:cx6="http://schemas.microsoft.com/office/drawing/2016/5/12/chartex" xmlns:cx7="http://schemas.microsoft.com/office/drawing/2016/5/13/chartex" xmlns:cx8="http://schemas.microsoft.com/office/drawing/2016/5/14/chartex" xmlns:mc="http://schemas.openxmlformats.org/markup-compatibility/2006" xmlns:aink="http://schemas.microsoft.com/office/drawing/2016/ink" xmlns:am3d="http://schemas.microsoft.com/office/drawing/2017/model3d" xmlns:o="urn:schemas-microsoft-com:office:office" xmlns:oel="http://schemas.microsoft.com/office/2019/extlst" xmlns:r="http://schemas.openxmlformats.org/officeDocument/2006/relationships" xmlns:m="http://schemas.openxmlformats.org/officeDocument/2006/math" xmlns:v="urn:schemas-microsoft-com:vml" xmlns:wp14="http://schemas.microsoft.com/office/word/2010/wordprocessingDrawing" xmlns:wp="http://schemas.openxmlformats.org/drawingml/2006/wordprocessingDrawing" xmlns:w10="urn:schemas-microsoft-com:office:word" xmlns:w="http://schemas.openxmlformats.org/wordprocessingml/2006/main" xmlns:w14="http://schemas.microsoft.com/office/word/2010/wordml" xmlns:w15="http://schemas.microsoft.com/office/word/2012/wordml" xmlns:w16cex="http://schemas.microsoft.com/office/word/2018/wordml/cex" xmlns:w16cid="http://schemas.microsoft.com/office/word/2016/wordml/cid" xmlns:w16="http://schemas.microsoft.com/office/word/2018/wordml" xmlns:w16du="http://schemas.microsoft.com/office/word/2023/wordml/word16du" xmlns:w16sdtdh="http://schemas.microsoft.com/office/word/2020/wordml/sdtdatahash" xmlns:w16sdtfl="http://schemas.microsoft.com/office/word/2024/wordml/sdtformatlock" xmlns:w16se="http://schemas.microsoft.com/office/word/2015/wordml/symex" xmlns:wpg="http://schemas.microsoft.com/office/word/2010/wordprocessingGroup" xmlns:wpi="http://schemas.microsoft.com/office/word/2010/wordprocessingInk" xmlns:wne="http://schemas.microsoft.com/office/word/2006/wordml" xmlns:wps="http://schemas.microsoft.com/office/word/2010/wordprocessingShape" mc:Ignorable="w14 w15 w16se w16cid w16 w16cex w16sdtdh w16sdtfl w16du wp14">
   <w:abstractNum w:abstractNumId="0" w15:restartNumberingAfterBreak="0">
     <w:nsid w:val="0E4E0341"/>
     <w:multiLevelType w:val="hybridMultilevel"/>
@@ -2571,47 +4281,47 @@
       </w:rPr>
     </w:lvl>
   </w:abstractNum>
-  <w:num w:numId="1">
+  <w:num w:numId="1" w16cid:durableId="577128945">
     <w:abstractNumId w:val="9"/>
   </w:num>
-  <w:num w:numId="2">
+  <w:num w:numId="2" w16cid:durableId="632176586">
     <w:abstractNumId w:val="0"/>
   </w:num>
-  <w:num w:numId="3">
+  <w:num w:numId="3" w16cid:durableId="1395546270">
     <w:abstractNumId w:val="5"/>
   </w:num>
-  <w:num w:numId="4">
+  <w:num w:numId="4" w16cid:durableId="2112360237">
     <w:abstractNumId w:val="2"/>
   </w:num>
-  <w:num w:numId="5">
+  <w:num w:numId="5" w16cid:durableId="732120808">
     <w:abstractNumId w:val="7"/>
   </w:num>
-  <w:num w:numId="6">
+  <w:num w:numId="6" w16cid:durableId="1674913918">
     <w:abstractNumId w:val="1"/>
   </w:num>
-  <w:num w:numId="7">
+  <w:num w:numId="7" w16cid:durableId="918641201">
     <w:abstractNumId w:val="8"/>
   </w:num>
-  <w:num w:numId="8">
+  <w:num w:numId="8" w16cid:durableId="1842349553">
     <w:abstractNumId w:val="6"/>
   </w:num>
-  <w:num w:numId="9">
+  <w:num w:numId="9" w16cid:durableId="1789855994">
     <w:abstractNumId w:val="4"/>
   </w:num>
-  <w:num w:numId="10">
+  <w:num w:numId="10" w16cid:durableId="608506501">
     <w:abstractNumId w:val="10"/>
   </w:num>
-  <w:num w:numId="11">
+  <w:num w:numId="11" w16cid:durableId="112945847">
     <w:abstractNumId w:val="3"/>
   </w:num>
-  <w:num w:numId="12">
+  <w:num w:numId="12" w16cid:durableId="543371108">
     <w:abstractNumId w:val="11"/>
   </w:num>
 </w:numbering>
 </file>
 
 <file path=word/styles.xml><?xml version="1.0" encoding="utf-8"?>
-<w:styles xmlns:mc="http://schemas.openxmlformats.org/markup-compatibility/2006" xmlns:r="http://schemas.openxmlformats.org/officeDocument/2006/relationships" xmlns:w="http://schemas.openxmlformats.org/wordprocessingml/2006/main" xmlns:w14="http://schemas.microsoft.com/office/word/2010/wordml" xmlns:w15="http://schemas.microsoft.com/office/word/2012/wordml" xmlns:w16cid="http://schemas.microsoft.com/office/word/2016/wordml/cid" xmlns:w16se="http://schemas.microsoft.com/office/word/2015/wordml/symex" mc:Ignorable="w14 w15 w16se w16cid">
+<w:styles xmlns:mc="http://schemas.openxmlformats.org/markup-compatibility/2006" xmlns:r="http://schemas.openxmlformats.org/officeDocument/2006/relationships" xmlns:w="http://schemas.openxmlformats.org/wordprocessingml/2006/main" xmlns:w14="http://schemas.microsoft.com/office/word/2010/wordml" xmlns:w15="http://schemas.microsoft.com/office/word/2012/wordml" xmlns:w16cex="http://schemas.microsoft.com/office/word/2018/wordml/cex" xmlns:w16cid="http://schemas.microsoft.com/office/word/2016/wordml/cid" xmlns:w16="http://schemas.microsoft.com/office/word/2018/wordml" xmlns:w16du="http://schemas.microsoft.com/office/word/2023/wordml/word16du" xmlns:w16sdtdh="http://schemas.microsoft.com/office/word/2020/wordml/sdtdatahash" xmlns:w16sdtfl="http://schemas.microsoft.com/office/word/2024/wordml/sdtformatlock" xmlns:w16se="http://schemas.microsoft.com/office/word/2015/wordml/symex" mc:Ignorable="w14 w15 w16se w16cid w16 w16cex w16sdtdh w16sdtfl w16du">
   <w:docDefaults>
     <w:rPrDefault>
       <w:rPr>
@@ -2627,7 +4337,7 @@
       </w:pPr>
     </w:pPrDefault>
   </w:docDefaults>
-  <w:latentStyles w:defLockedState="0" w:defUIPriority="99" w:defSemiHidden="0" w:defUnhideWhenUsed="0" w:defQFormat="0" w:count="377">
+  <w:latentStyles w:defLockedState="0" w:defUIPriority="99" w:defSemiHidden="0" w:defUnhideWhenUsed="0" w:defQFormat="0" w:count="376">
     <w:lsdException w:name="Normal" w:uiPriority="0" w:qFormat="1"/>
     <w:lsdException w:name="heading 1" w:uiPriority="9" w:qFormat="1"/>
     <w:lsdException w:name="heading 2" w:semiHidden="1" w:uiPriority="9" w:unhideWhenUsed="1" w:qFormat="1"/>
@@ -3004,7 +4714,6 @@
     <w:lsdException w:name="Hashtag" w:semiHidden="1" w:unhideWhenUsed="1"/>
     <w:lsdException w:name="Unresolved Mention" w:semiHidden="1" w:unhideWhenUsed="1"/>
     <w:lsdException w:name="Smart Link" w:semiHidden="1" w:unhideWhenUsed="1"/>
-    <w:lsdException w:name="Smart Link Error" w:semiHidden="1" w:unhideWhenUsed="1"/>
   </w:latentStyles>
   <w:style w:type="paragraph" w:default="1" w:styleId="Normal">
     <w:name w:val="Normal"/>
